--- a/src/content/poetry/21-pervyi-dozhd/ru.docx
+++ b/src/content/poetry/21-pervyi-dozhd/ru.docx
@@ -4,6 +4,16 @@
   <w:body>
     <w:p>
       <w:r>
+        <w:rPr>
+          <w:bCs/>
+          <w:b/>
+        </w:rPr>
+        <w:t xml:space="preserve">Первый дождь</w:t>
+      </w:r>
+    </w:p>
+    <w:p/>
+    <w:p>
+      <w:r>
         <w:t>Весенний дождик в шумных струях</w:t>
       </w:r>
     </w:p>
@@ -93,10 +103,20 @@
         <w:t>Природа светом веселится!</w:t>
       </w:r>
     </w:p>
-    <w:p/>
-    <w:p>
-      <w:r>
-        <w:t>Светозар 14.03.2025</w:t>
+    <w:p>
+      <w:pPr>
+        <w:spacing w:before="200"/>
+        <w:rPr>
+          <w:i/>
+          <w:iCs/>
+        </w:rPr>
+      </w:pPr>
+      <w:r>
+        <w:rPr>
+          <w:i/>
+          <w:iCs/>
+        </w:rPr>
+        <w:t xml:space="preserve">15.03.2025, Светозар</w:t>
       </w:r>
     </w:p>
     <w:sectPr>
